--- a/Knowledge/3-Work knowledge/1-Software Engineering/1-Software Engineering Fundamentals/5-My Source/4-Networks Devices/5-Types of Repeaters/3-Wi-Fi Repeater.docx
+++ b/Knowledge/3-Work knowledge/1-Software Engineering/1-Software Engineering Fundamentals/5-My Source/4-Networks Devices/5-Types of Repeaters/3-Wi-Fi Repeater.docx
@@ -4,67 +4,39 @@
   <w:body>
     <w:p>
       <w:pPr>
-        <w:keepNext/>
-        <w:keepLines/>
-        <w:spacing w:before="400" w:after="120" w:line="276" w:lineRule="auto"/>
-        <w:outlineLvl w:val="0"/>
-        <w:rPr>
-          <w:rFonts w:ascii="Arial" w:eastAsia="Arial" w:hAnsi="Arial" w:cs="Arial"/>
-          <w:kern w:val="0"/>
-          <w:sz w:val="40"/>
-          <w:szCs w:val="40"/>
-          <w:lang w:val="en"/>
-          <w14:ligatures w14:val="none"/>
+        <w:pStyle w:val="Heading1"/>
+        <w:rPr>
+          <w:rFonts w:eastAsia="Arial"/>
+          <w:lang w:val="en"/>
         </w:rPr>
       </w:pPr>
       <w:bookmarkStart w:id="0" w:name="_c8xlbmm0nm3i" w:colFirst="0" w:colLast="0"/>
       <w:bookmarkEnd w:id="0"/>
       <w:r>
         <w:rPr>
-          <w:rFonts w:ascii="Arial" w:eastAsia="Arial" w:hAnsi="Arial" w:cs="Arial"/>
-          <w:kern w:val="0"/>
-          <w:sz w:val="40"/>
-          <w:szCs w:val="40"/>
-          <w:lang w:val="en"/>
-          <w14:ligatures w14:val="none"/>
+          <w:rFonts w:eastAsia="Arial"/>
+          <w:lang w:val="en"/>
         </w:rPr>
         <w:t>Wi-Fi Repeater</w:t>
       </w:r>
     </w:p>
     <w:p>
       <w:pPr>
-        <w:spacing w:before="280" w:after="120" w:line="276" w:lineRule="auto"/>
-        <w:outlineLvl w:val="1"/>
-        <w:rPr>
-          <w:rFonts w:ascii="Arial" w:eastAsia="Arial" w:hAnsi="Arial" w:cs="Arial"/>
-          <w:kern w:val="0"/>
-          <w:sz w:val="32"/>
-          <w:szCs w:val="32"/>
-          <w:lang w:val="en"/>
-          <w14:ligatures w14:val="none"/>
-        </w:rPr>
+        <w:pStyle w:val="Heading2"/>
       </w:pPr>
       <w:bookmarkStart w:id="1" w:name="_e7nhnil7op77" w:colFirst="0" w:colLast="0"/>
       <w:bookmarkEnd w:id="1"/>
       <w:r>
         <w:rPr>
           <w:rFonts w:ascii="Segoe UI Emoji" w:eastAsia="Arial" w:hAnsi="Segoe UI Emoji" w:cs="Segoe UI Emoji"/>
-          <w:kern w:val="0"/>
-          <w:sz w:val="32"/>
-          <w:szCs w:val="32"/>
-          <w:lang w:val="en"/>
-          <w14:ligatures w14:val="none"/>
+          <w:lang w:val="en"/>
         </w:rPr>
         <w:t>📡</w:t>
       </w:r>
       <w:r>
         <w:rPr>
-          <w:rFonts w:ascii="Arial" w:eastAsia="Arial" w:hAnsi="Arial" w:cs="Arial"/>
-          <w:kern w:val="0"/>
-          <w:sz w:val="32"/>
-          <w:szCs w:val="32"/>
-          <w:lang w:val="en"/>
-          <w14:ligatures w14:val="none"/>
+          <w:rFonts w:eastAsia="Arial"/>
+          <w:lang w:val="en"/>
         </w:rPr>
         <w:t xml:space="preserve"> What is a Wi-Fi Repeater?</w:t>
       </w:r>
@@ -106,6 +78,7 @@
         </w:rPr>
         <w:t xml:space="preserve">: </w:t>
       </w:r>
+      <w:proofErr w:type="spellStart"/>
       <w:r>
         <w:rPr>
           <w:rFonts w:ascii="Arial" w:eastAsia="Arial" w:hAnsi="Arial" w:cs="Arial"/>
@@ -117,7 +90,21 @@
           <w:lang w:val="en"/>
           <w14:ligatures w14:val="none"/>
         </w:rPr>
-        <w:t>Chatgpt (GPT</w:t>
+        <w:t>Chatgpt</w:t>
+      </w:r>
+      <w:proofErr w:type="spellEnd"/>
+      <w:r>
+        <w:rPr>
+          <w:rFonts w:ascii="Arial" w:eastAsia="Arial" w:hAnsi="Arial" w:cs="Arial"/>
+          <w:b/>
+          <w:kern w:val="0"/>
+          <w:sz w:val="22"/>
+          <w:szCs w:val="22"/>
+          <w:highlight w:val="darkGray"/>
+          <w:lang w:val="en"/>
+          <w14:ligatures w14:val="none"/>
+        </w:rPr>
+        <w:t xml:space="preserve"> (GPT</w:t>
       </w:r>
       <w:r>
         <w:rPr>
@@ -362,15 +349,10 @@
     </w:p>
     <w:p>
       <w:pPr>
-        <w:spacing w:before="280" w:after="120" w:line="276" w:lineRule="auto"/>
-        <w:outlineLvl w:val="1"/>
-        <w:rPr>
-          <w:rFonts w:ascii="Arial" w:eastAsia="Arial" w:hAnsi="Arial" w:cs="Arial"/>
-          <w:kern w:val="0"/>
-          <w:sz w:val="32"/>
-          <w:szCs w:val="32"/>
-          <w:lang w:val="en"/>
-          <w14:ligatures w14:val="none"/>
+        <w:pStyle w:val="Heading2"/>
+        <w:rPr>
+          <w:rFonts w:eastAsia="Arial"/>
+          <w:lang w:val="en"/>
         </w:rPr>
       </w:pPr>
       <w:bookmarkStart w:id="2" w:name="_oki1voobv3gg" w:colFirst="0" w:colLast="0"/>
@@ -378,22 +360,14 @@
       <w:r>
         <w:rPr>
           <w:rFonts w:ascii="Segoe UI Emoji" w:eastAsia="Arial" w:hAnsi="Segoe UI Emoji" w:cs="Segoe UI Emoji"/>
-          <w:kern w:val="0"/>
-          <w:sz w:val="32"/>
-          <w:szCs w:val="32"/>
-          <w:lang w:val="en"/>
-          <w14:ligatures w14:val="none"/>
+          <w:lang w:val="en"/>
         </w:rPr>
         <w:t>🔧</w:t>
       </w:r>
       <w:r>
         <w:rPr>
-          <w:rFonts w:ascii="Arial" w:eastAsia="Arial" w:hAnsi="Arial" w:cs="Arial"/>
-          <w:kern w:val="0"/>
-          <w:sz w:val="32"/>
-          <w:szCs w:val="32"/>
-          <w:lang w:val="en"/>
-          <w14:ligatures w14:val="none"/>
+          <w:rFonts w:eastAsia="Arial"/>
+          <w:lang w:val="en"/>
         </w:rPr>
         <w:t xml:space="preserve"> How a Wi-Fi Repeater Works</w:t>
       </w:r>
@@ -435,6 +409,7 @@
         </w:rPr>
         <w:t xml:space="preserve">: </w:t>
       </w:r>
+      <w:proofErr w:type="spellStart"/>
       <w:r>
         <w:rPr>
           <w:rFonts w:ascii="Arial" w:eastAsia="Arial" w:hAnsi="Arial" w:cs="Arial"/>
@@ -446,7 +421,21 @@
           <w:lang w:val="en"/>
           <w14:ligatures w14:val="none"/>
         </w:rPr>
-        <w:t>Chatgpt (GPT</w:t>
+        <w:t>Chatgpt</w:t>
+      </w:r>
+      <w:proofErr w:type="spellEnd"/>
+      <w:r>
+        <w:rPr>
+          <w:rFonts w:ascii="Arial" w:eastAsia="Arial" w:hAnsi="Arial" w:cs="Arial"/>
+          <w:b/>
+          <w:kern w:val="0"/>
+          <w:sz w:val="22"/>
+          <w:szCs w:val="22"/>
+          <w:highlight w:val="darkGray"/>
+          <w:lang w:val="en"/>
+          <w14:ligatures w14:val="none"/>
+        </w:rPr>
+        <w:t xml:space="preserve"> (GPT</w:t>
       </w:r>
       <w:r>
         <w:rPr>
@@ -706,15 +695,10 @@
     </w:p>
     <w:p>
       <w:pPr>
-        <w:spacing w:before="280" w:after="120" w:line="276" w:lineRule="auto"/>
-        <w:outlineLvl w:val="1"/>
-        <w:rPr>
-          <w:rFonts w:ascii="Arial" w:eastAsia="Arial" w:hAnsi="Arial" w:cs="Arial"/>
-          <w:kern w:val="0"/>
-          <w:sz w:val="32"/>
-          <w:szCs w:val="32"/>
-          <w:lang w:val="en"/>
-          <w14:ligatures w14:val="none"/>
+        <w:pStyle w:val="Heading2"/>
+        <w:rPr>
+          <w:rFonts w:eastAsia="Arial"/>
+          <w:lang w:val="en"/>
         </w:rPr>
       </w:pPr>
       <w:bookmarkStart w:id="3" w:name="_uisfa4zar20w" w:colFirst="0" w:colLast="0"/>
@@ -722,22 +706,14 @@
       <w:r>
         <w:rPr>
           <w:rFonts w:ascii="Segoe UI Emoji" w:eastAsia="Arial" w:hAnsi="Segoe UI Emoji" w:cs="Segoe UI Emoji"/>
-          <w:kern w:val="0"/>
-          <w:sz w:val="32"/>
-          <w:szCs w:val="32"/>
-          <w:lang w:val="en"/>
-          <w14:ligatures w14:val="none"/>
+          <w:lang w:val="en"/>
         </w:rPr>
         <w:t>🏠</w:t>
       </w:r>
       <w:r>
         <w:rPr>
-          <w:rFonts w:ascii="Arial" w:eastAsia="Arial" w:hAnsi="Arial" w:cs="Arial"/>
-          <w:kern w:val="0"/>
-          <w:sz w:val="32"/>
-          <w:szCs w:val="32"/>
-          <w:lang w:val="en"/>
-          <w14:ligatures w14:val="none"/>
+          <w:rFonts w:eastAsia="Arial"/>
+          <w:lang w:val="en"/>
         </w:rPr>
         <w:t xml:space="preserve"> Example Use Case</w:t>
       </w:r>
@@ -782,6 +758,7 @@
         </w:rPr>
         <w:t xml:space="preserve">: </w:t>
       </w:r>
+      <w:proofErr w:type="spellStart"/>
       <w:r>
         <w:rPr>
           <w:rFonts w:ascii="Arial" w:eastAsia="Arial" w:hAnsi="Arial" w:cs="Arial"/>
@@ -793,7 +770,21 @@
           <w:lang w:val="en"/>
           <w14:ligatures w14:val="none"/>
         </w:rPr>
-        <w:t>Chatgpt (GPT</w:t>
+        <w:t>Chatgpt</w:t>
+      </w:r>
+      <w:proofErr w:type="spellEnd"/>
+      <w:r>
+        <w:rPr>
+          <w:rFonts w:ascii="Arial" w:eastAsia="Arial" w:hAnsi="Arial" w:cs="Arial"/>
+          <w:b/>
+          <w:kern w:val="0"/>
+          <w:sz w:val="22"/>
+          <w:szCs w:val="22"/>
+          <w:highlight w:val="darkGray"/>
+          <w:lang w:val="en"/>
+          <w14:ligatures w14:val="none"/>
+        </w:rPr>
+        <w:t xml:space="preserve"> (GPT</w:t>
       </w:r>
       <w:r>
         <w:rPr>
@@ -914,7 +905,140 @@
           <w:lang w:val="en"/>
           <w14:ligatures w14:val="none"/>
         </w:rPr>
-        <w:t>[Router] ))))       [Wi-Fi Repeater] ))))       [Phone/Laptop]</w:t>
+        <w:lastRenderedPageBreak/>
+        <w:t>[Router</w:t>
+      </w:r>
+      <w:proofErr w:type="gramStart"/>
+      <w:r>
+        <w:rPr>
+          <w:rFonts w:ascii="Roboto Mono" w:eastAsia="Roboto Mono" w:hAnsi="Roboto Mono" w:cs="Arial"/>
+          <w:kern w:val="0"/>
+          <w:szCs w:val="22"/>
+          <w:lang w:val="en"/>
+          <w14:ligatures w14:val="none"/>
+        </w:rPr>
+        <w:t>] )</w:t>
+      </w:r>
+      <w:proofErr w:type="gramEnd"/>
+      <w:r>
+        <w:rPr>
+          <w:rFonts w:ascii="Roboto Mono" w:eastAsia="Roboto Mono" w:hAnsi="Roboto Mono" w:cs="Arial"/>
+          <w:kern w:val="0"/>
+          <w:szCs w:val="22"/>
+          <w:lang w:val="en"/>
+          <w14:ligatures w14:val="none"/>
+        </w:rPr>
+        <w:t>)</w:t>
+      </w:r>
+      <w:proofErr w:type="gramStart"/>
+      <w:r>
+        <w:rPr>
+          <w:rFonts w:ascii="Roboto Mono" w:eastAsia="Roboto Mono" w:hAnsi="Roboto Mono" w:cs="Arial"/>
+          <w:kern w:val="0"/>
+          <w:szCs w:val="22"/>
+          <w:lang w:val="en"/>
+          <w14:ligatures w14:val="none"/>
+        </w:rPr>
+        <w:t xml:space="preserve">))   </w:t>
+      </w:r>
+      <w:proofErr w:type="gramEnd"/>
+      <w:r>
+        <w:rPr>
+          <w:rFonts w:ascii="Roboto Mono" w:eastAsia="Roboto Mono" w:hAnsi="Roboto Mono" w:cs="Arial"/>
+          <w:kern w:val="0"/>
+          <w:szCs w:val="22"/>
+          <w:lang w:val="en"/>
+          <w14:ligatures w14:val="none"/>
+        </w:rPr>
+        <w:t xml:space="preserve"> </w:t>
+      </w:r>
+      <w:proofErr w:type="gramStart"/>
+      <w:r>
+        <w:rPr>
+          <w:rFonts w:ascii="Roboto Mono" w:eastAsia="Roboto Mono" w:hAnsi="Roboto Mono" w:cs="Arial"/>
+          <w:kern w:val="0"/>
+          <w:szCs w:val="22"/>
+          <w:lang w:val="en"/>
+          <w14:ligatures w14:val="none"/>
+        </w:rPr>
+        <w:t xml:space="preserve">   [</w:t>
+      </w:r>
+      <w:proofErr w:type="gramEnd"/>
+      <w:r>
+        <w:rPr>
+          <w:rFonts w:ascii="Roboto Mono" w:eastAsia="Roboto Mono" w:hAnsi="Roboto Mono" w:cs="Arial"/>
+          <w:kern w:val="0"/>
+          <w:szCs w:val="22"/>
+          <w:lang w:val="en"/>
+          <w14:ligatures w14:val="none"/>
+        </w:rPr>
+        <w:t>Wi-Fi Repeater</w:t>
+      </w:r>
+      <w:proofErr w:type="gramStart"/>
+      <w:r>
+        <w:rPr>
+          <w:rFonts w:ascii="Roboto Mono" w:eastAsia="Roboto Mono" w:hAnsi="Roboto Mono" w:cs="Arial"/>
+          <w:kern w:val="0"/>
+          <w:szCs w:val="22"/>
+          <w:lang w:val="en"/>
+          <w14:ligatures w14:val="none"/>
+        </w:rPr>
+        <w:t>] )</w:t>
+      </w:r>
+      <w:proofErr w:type="gramEnd"/>
+      <w:r>
+        <w:rPr>
+          <w:rFonts w:ascii="Roboto Mono" w:eastAsia="Roboto Mono" w:hAnsi="Roboto Mono" w:cs="Arial"/>
+          <w:kern w:val="0"/>
+          <w:szCs w:val="22"/>
+          <w:lang w:val="en"/>
+          <w14:ligatures w14:val="none"/>
+        </w:rPr>
+        <w:t>)</w:t>
+      </w:r>
+      <w:proofErr w:type="gramStart"/>
+      <w:r>
+        <w:rPr>
+          <w:rFonts w:ascii="Roboto Mono" w:eastAsia="Roboto Mono" w:hAnsi="Roboto Mono" w:cs="Arial"/>
+          <w:kern w:val="0"/>
+          <w:szCs w:val="22"/>
+          <w:lang w:val="en"/>
+          <w14:ligatures w14:val="none"/>
+        </w:rPr>
+        <w:t xml:space="preserve">))   </w:t>
+      </w:r>
+      <w:proofErr w:type="gramEnd"/>
+      <w:r>
+        <w:rPr>
+          <w:rFonts w:ascii="Roboto Mono" w:eastAsia="Roboto Mono" w:hAnsi="Roboto Mono" w:cs="Arial"/>
+          <w:kern w:val="0"/>
+          <w:szCs w:val="22"/>
+          <w:lang w:val="en"/>
+          <w14:ligatures w14:val="none"/>
+        </w:rPr>
+        <w:t xml:space="preserve"> </w:t>
+      </w:r>
+      <w:proofErr w:type="gramStart"/>
+      <w:r>
+        <w:rPr>
+          <w:rFonts w:ascii="Roboto Mono" w:eastAsia="Roboto Mono" w:hAnsi="Roboto Mono" w:cs="Arial"/>
+          <w:kern w:val="0"/>
+          <w:szCs w:val="22"/>
+          <w:lang w:val="en"/>
+          <w14:ligatures w14:val="none"/>
+        </w:rPr>
+        <w:t xml:space="preserve">   [</w:t>
+      </w:r>
+      <w:proofErr w:type="gramEnd"/>
+      <w:r>
+        <w:rPr>
+          <w:rFonts w:ascii="Roboto Mono" w:eastAsia="Roboto Mono" w:hAnsi="Roboto Mono" w:cs="Arial"/>
+          <w:kern w:val="0"/>
+          <w:szCs w:val="22"/>
+          <w:lang w:val="en"/>
+          <w14:ligatures w14:val="none"/>
+        </w:rPr>
+        <w:t>Phone/Laptop]</w:t>
       </w:r>
     </w:p>
     <w:p>
@@ -939,6 +1063,7 @@
         </w:rPr>
         <w:t xml:space="preserve">   </w:t>
       </w:r>
+      <w:proofErr w:type="gramStart"/>
       <w:r>
         <w:rPr>
           <w:rFonts w:ascii="Arial" w:eastAsia="Roboto Mono" w:hAnsi="Arial" w:cs="Arial"/>
@@ -957,7 +1082,18 @@
           <w:lang w:val="en"/>
           <w14:ligatures w14:val="none"/>
         </w:rPr>
-        <w:t xml:space="preserve">  Strong Wi-Fi        </w:t>
+        <w:t xml:space="preserve">  Strong</w:t>
+      </w:r>
+      <w:proofErr w:type="gramEnd"/>
+      <w:r>
+        <w:rPr>
+          <w:rFonts w:ascii="Roboto Mono" w:eastAsia="Roboto Mono" w:hAnsi="Roboto Mono" w:cs="Arial Unicode MS"/>
+          <w:kern w:val="0"/>
+          <w:szCs w:val="22"/>
+          <w:lang w:val="en"/>
+          <w14:ligatures w14:val="none"/>
+        </w:rPr>
+        <w:t xml:space="preserve"> Wi-Fi        </w:t>
       </w:r>
       <w:r>
         <w:rPr>
@@ -1143,15 +1279,10 @@
     </w:p>
     <w:p>
       <w:pPr>
-        <w:spacing w:before="280" w:after="120" w:line="276" w:lineRule="auto"/>
-        <w:outlineLvl w:val="1"/>
-        <w:rPr>
-          <w:rFonts w:ascii="Arial" w:eastAsia="Arial" w:hAnsi="Arial" w:cs="Arial"/>
-          <w:kern w:val="0"/>
-          <w:sz w:val="32"/>
-          <w:szCs w:val="32"/>
-          <w:lang w:val="en"/>
-          <w14:ligatures w14:val="none"/>
+        <w:pStyle w:val="Heading2"/>
+        <w:rPr>
+          <w:rFonts w:eastAsia="Arial"/>
+          <w:lang w:val="en"/>
         </w:rPr>
       </w:pPr>
       <w:bookmarkStart w:id="4" w:name="_hvkis49gm7ob" w:colFirst="0" w:colLast="0"/>
@@ -1159,22 +1290,14 @@
       <w:r>
         <w:rPr>
           <w:rFonts w:ascii="Segoe UI Emoji" w:eastAsia="Arial" w:hAnsi="Segoe UI Emoji" w:cs="Segoe UI Emoji"/>
-          <w:kern w:val="0"/>
-          <w:sz w:val="32"/>
-          <w:szCs w:val="32"/>
-          <w:lang w:val="en"/>
-          <w14:ligatures w14:val="none"/>
+          <w:lang w:val="en"/>
         </w:rPr>
         <w:t>🧱</w:t>
       </w:r>
       <w:r>
         <w:rPr>
-          <w:rFonts w:ascii="Arial" w:eastAsia="Arial" w:hAnsi="Arial" w:cs="Arial"/>
-          <w:kern w:val="0"/>
-          <w:sz w:val="32"/>
-          <w:szCs w:val="32"/>
-          <w:lang w:val="en"/>
-          <w14:ligatures w14:val="none"/>
+          <w:rFonts w:eastAsia="Arial"/>
+          <w:lang w:val="en"/>
         </w:rPr>
         <w:t xml:space="preserve"> Placement Tip</w:t>
       </w:r>
@@ -1216,6 +1339,7 @@
         </w:rPr>
         <w:t xml:space="preserve">: </w:t>
       </w:r>
+      <w:proofErr w:type="spellStart"/>
       <w:r>
         <w:rPr>
           <w:rFonts w:ascii="Arial" w:eastAsia="Arial" w:hAnsi="Arial" w:cs="Arial"/>
@@ -1227,7 +1351,21 @@
           <w:lang w:val="en"/>
           <w14:ligatures w14:val="none"/>
         </w:rPr>
-        <w:t>Chatgpt (GPT</w:t>
+        <w:t>Chatgpt</w:t>
+      </w:r>
+      <w:proofErr w:type="spellEnd"/>
+      <w:r>
+        <w:rPr>
+          <w:rFonts w:ascii="Arial" w:eastAsia="Arial" w:hAnsi="Arial" w:cs="Arial"/>
+          <w:b/>
+          <w:kern w:val="0"/>
+          <w:sz w:val="22"/>
+          <w:szCs w:val="22"/>
+          <w:highlight w:val="darkGray"/>
+          <w:lang w:val="en"/>
+          <w14:ligatures w14:val="none"/>
+        </w:rPr>
+        <w:t xml:space="preserve"> (GPT</w:t>
       </w:r>
       <w:r>
         <w:rPr>
@@ -1396,15 +1534,10 @@
     </w:p>
     <w:p>
       <w:pPr>
-        <w:spacing w:before="280" w:after="120" w:line="276" w:lineRule="auto"/>
-        <w:outlineLvl w:val="1"/>
-        <w:rPr>
-          <w:rFonts w:ascii="Arial" w:eastAsia="Arial" w:hAnsi="Arial" w:cs="Arial"/>
-          <w:kern w:val="0"/>
-          <w:sz w:val="32"/>
-          <w:szCs w:val="32"/>
-          <w:lang w:val="en"/>
-          <w14:ligatures w14:val="none"/>
+        <w:pStyle w:val="Heading2"/>
+        <w:rPr>
+          <w:rFonts w:eastAsia="Arial"/>
+          <w:lang w:val="en"/>
         </w:rPr>
       </w:pPr>
       <w:bookmarkStart w:id="5" w:name="_krwyn3jd0c2p" w:colFirst="0" w:colLast="0"/>
@@ -1412,22 +1545,14 @@
       <w:r>
         <w:rPr>
           <w:rFonts w:ascii="Segoe UI Emoji" w:eastAsia="Arial" w:hAnsi="Segoe UI Emoji" w:cs="Segoe UI Emoji"/>
-          <w:kern w:val="0"/>
-          <w:sz w:val="32"/>
-          <w:szCs w:val="32"/>
-          <w:lang w:val="en"/>
-          <w14:ligatures w14:val="none"/>
+          <w:lang w:val="en"/>
         </w:rPr>
         <w:t>🧠</w:t>
       </w:r>
       <w:r>
         <w:rPr>
-          <w:rFonts w:ascii="Arial" w:eastAsia="Arial" w:hAnsi="Arial" w:cs="Arial"/>
-          <w:kern w:val="0"/>
-          <w:sz w:val="32"/>
-          <w:szCs w:val="32"/>
-          <w:lang w:val="en"/>
-          <w14:ligatures w14:val="none"/>
+          <w:rFonts w:eastAsia="Arial"/>
+          <w:lang w:val="en"/>
         </w:rPr>
         <w:t xml:space="preserve"> Key Features</w:t>
       </w:r>
@@ -1472,6 +1597,7 @@
         </w:rPr>
         <w:t xml:space="preserve">: </w:t>
       </w:r>
+      <w:proofErr w:type="spellStart"/>
       <w:r>
         <w:rPr>
           <w:rFonts w:ascii="Arial" w:eastAsia="Arial" w:hAnsi="Arial" w:cs="Arial"/>
@@ -1483,7 +1609,21 @@
           <w:lang w:val="en"/>
           <w14:ligatures w14:val="none"/>
         </w:rPr>
-        <w:t>Chatgpt (GPT</w:t>
+        <w:t>Chatgpt</w:t>
+      </w:r>
+      <w:proofErr w:type="spellEnd"/>
+      <w:r>
+        <w:rPr>
+          <w:rFonts w:ascii="Arial" w:eastAsia="Arial" w:hAnsi="Arial" w:cs="Arial"/>
+          <w:b/>
+          <w:kern w:val="0"/>
+          <w:sz w:val="22"/>
+          <w:szCs w:val="22"/>
+          <w:highlight w:val="darkGray"/>
+          <w:lang w:val="en"/>
+          <w14:ligatures w14:val="none"/>
+        </w:rPr>
+        <w:t xml:space="preserve"> (GPT</w:t>
       </w:r>
       <w:r>
         <w:rPr>
@@ -1822,6 +1962,7 @@
                 <w:lang w:val="en"/>
                 <w14:ligatures w14:val="none"/>
               </w:rPr>
+              <w:lastRenderedPageBreak/>
               <w:t>Dual-band</w:t>
             </w:r>
           </w:p>
@@ -2069,15 +2210,10 @@
     </w:p>
     <w:p>
       <w:pPr>
-        <w:spacing w:before="280" w:after="120" w:line="276" w:lineRule="auto"/>
-        <w:outlineLvl w:val="1"/>
-        <w:rPr>
-          <w:rFonts w:ascii="Arial" w:eastAsia="Arial" w:hAnsi="Arial" w:cs="Arial"/>
-          <w:kern w:val="0"/>
-          <w:sz w:val="32"/>
-          <w:szCs w:val="32"/>
-          <w:lang w:val="en"/>
-          <w14:ligatures w14:val="none"/>
+        <w:pStyle w:val="Heading2"/>
+        <w:rPr>
+          <w:rFonts w:eastAsia="Arial"/>
+          <w:lang w:val="en"/>
         </w:rPr>
       </w:pPr>
       <w:bookmarkStart w:id="6" w:name="_rxq7j0ie0t49" w:colFirst="0" w:colLast="0"/>
@@ -2085,22 +2221,14 @@
       <w:r>
         <w:rPr>
           <w:rFonts w:ascii="Segoe UI Emoji" w:eastAsia="Arial" w:hAnsi="Segoe UI Emoji" w:cs="Segoe UI Emoji"/>
-          <w:kern w:val="0"/>
-          <w:sz w:val="32"/>
-          <w:szCs w:val="32"/>
-          <w:lang w:val="en"/>
-          <w14:ligatures w14:val="none"/>
+          <w:lang w:val="en"/>
         </w:rPr>
         <w:t>🆚</w:t>
       </w:r>
       <w:r>
         <w:rPr>
-          <w:rFonts w:ascii="Arial" w:eastAsia="Arial" w:hAnsi="Arial" w:cs="Arial"/>
-          <w:kern w:val="0"/>
-          <w:sz w:val="32"/>
-          <w:szCs w:val="32"/>
-          <w:lang w:val="en"/>
-          <w14:ligatures w14:val="none"/>
+          <w:rFonts w:eastAsia="Arial"/>
+          <w:lang w:val="en"/>
         </w:rPr>
         <w:t xml:space="preserve"> Repeater vs Extender vs Mesh</w:t>
       </w:r>
@@ -2145,6 +2273,7 @@
         </w:rPr>
         <w:t xml:space="preserve">: </w:t>
       </w:r>
+      <w:proofErr w:type="spellStart"/>
       <w:r>
         <w:rPr>
           <w:rFonts w:ascii="Arial" w:eastAsia="Arial" w:hAnsi="Arial" w:cs="Arial"/>
@@ -2156,7 +2285,21 @@
           <w:lang w:val="en"/>
           <w14:ligatures w14:val="none"/>
         </w:rPr>
-        <w:t>Chatgpt (GPT</w:t>
+        <w:t>Chatgpt</w:t>
+      </w:r>
+      <w:proofErr w:type="spellEnd"/>
+      <w:r>
+        <w:rPr>
+          <w:rFonts w:ascii="Arial" w:eastAsia="Arial" w:hAnsi="Arial" w:cs="Arial"/>
+          <w:b/>
+          <w:kern w:val="0"/>
+          <w:sz w:val="22"/>
+          <w:szCs w:val="22"/>
+          <w:highlight w:val="darkGray"/>
+          <w:lang w:val="en"/>
+          <w14:ligatures w14:val="none"/>
+        </w:rPr>
+        <w:t xml:space="preserve"> (GPT</w:t>
       </w:r>
       <w:r>
         <w:rPr>
@@ -2819,15 +2962,10 @@
     </w:p>
     <w:p>
       <w:pPr>
-        <w:spacing w:before="280" w:after="120" w:line="276" w:lineRule="auto"/>
-        <w:outlineLvl w:val="1"/>
-        <w:rPr>
-          <w:rFonts w:ascii="Arial" w:eastAsia="Arial" w:hAnsi="Arial" w:cs="Arial"/>
-          <w:kern w:val="0"/>
-          <w:sz w:val="32"/>
-          <w:szCs w:val="32"/>
-          <w:lang w:val="en"/>
-          <w14:ligatures w14:val="none"/>
+        <w:pStyle w:val="Heading2"/>
+        <w:rPr>
+          <w:rFonts w:ascii="Arial" w:eastAsia="Arial" w:hAnsi="Arial" w:cs="Arial"/>
+          <w:lang w:val="en"/>
         </w:rPr>
       </w:pPr>
       <w:bookmarkStart w:id="7" w:name="_rxobf3pwfvx8" w:colFirst="0" w:colLast="0"/>
@@ -2835,22 +2973,14 @@
       <w:r>
         <w:rPr>
           <w:rFonts w:ascii="Segoe UI Emoji" w:eastAsia="Arial Unicode MS" w:hAnsi="Segoe UI Emoji" w:cs="Segoe UI Emoji"/>
-          <w:kern w:val="0"/>
-          <w:sz w:val="32"/>
-          <w:szCs w:val="32"/>
-          <w:lang w:val="en"/>
-          <w14:ligatures w14:val="none"/>
+          <w:lang w:val="en"/>
         </w:rPr>
         <w:t>✅</w:t>
       </w:r>
       <w:r>
         <w:rPr>
-          <w:rFonts w:ascii="Arial Unicode MS" w:eastAsia="Arial Unicode MS" w:hAnsi="Arial Unicode MS" w:cs="Arial Unicode MS"/>
-          <w:kern w:val="0"/>
-          <w:sz w:val="32"/>
-          <w:szCs w:val="32"/>
-          <w:lang w:val="en"/>
-          <w14:ligatures w14:val="none"/>
+          <w:rFonts w:eastAsia="Arial Unicode MS"/>
+          <w:lang w:val="en"/>
         </w:rPr>
         <w:t xml:space="preserve"> Pros</w:t>
       </w:r>
@@ -2892,6 +3022,7 @@
         </w:rPr>
         <w:t xml:space="preserve">: </w:t>
       </w:r>
+      <w:proofErr w:type="spellStart"/>
       <w:r>
         <w:rPr>
           <w:rFonts w:ascii="Arial" w:eastAsia="Arial" w:hAnsi="Arial" w:cs="Arial"/>
@@ -2903,7 +3034,21 @@
           <w:lang w:val="en"/>
           <w14:ligatures w14:val="none"/>
         </w:rPr>
-        <w:t>Chatgpt (GPT</w:t>
+        <w:t>Chatgpt</w:t>
+      </w:r>
+      <w:proofErr w:type="spellEnd"/>
+      <w:r>
+        <w:rPr>
+          <w:rFonts w:ascii="Arial" w:eastAsia="Arial" w:hAnsi="Arial" w:cs="Arial"/>
+          <w:b/>
+          <w:kern w:val="0"/>
+          <w:sz w:val="22"/>
+          <w:szCs w:val="22"/>
+          <w:highlight w:val="darkGray"/>
+          <w:lang w:val="en"/>
+          <w14:ligatures w14:val="none"/>
+        </w:rPr>
+        <w:t xml:space="preserve"> (GPT</w:t>
       </w:r>
       <w:r>
         <w:rPr>
@@ -3003,6 +3148,7 @@
           <w:lang w:val="en"/>
           <w14:ligatures w14:val="none"/>
         </w:rPr>
+        <w:lastRenderedPageBreak/>
         <w:t>✅</w:t>
       </w:r>
       <w:r>
@@ -3147,15 +3293,10 @@
     </w:p>
     <w:p>
       <w:pPr>
-        <w:spacing w:before="280" w:after="120" w:line="276" w:lineRule="auto"/>
-        <w:outlineLvl w:val="1"/>
-        <w:rPr>
-          <w:rFonts w:ascii="Arial" w:eastAsia="Arial" w:hAnsi="Arial" w:cs="Arial"/>
-          <w:kern w:val="0"/>
-          <w:sz w:val="32"/>
-          <w:szCs w:val="32"/>
-          <w:lang w:val="en"/>
-          <w14:ligatures w14:val="none"/>
+        <w:pStyle w:val="Heading2"/>
+        <w:rPr>
+          <w:rFonts w:ascii="Arial" w:eastAsia="Arial" w:hAnsi="Arial" w:cs="Arial"/>
+          <w:lang w:val="en"/>
         </w:rPr>
       </w:pPr>
       <w:bookmarkStart w:id="8" w:name="_8txqjkdfv6m2" w:colFirst="0" w:colLast="0"/>
@@ -3163,22 +3304,14 @@
       <w:r>
         <w:rPr>
           <w:rFonts w:ascii="Segoe UI Emoji" w:eastAsia="Arial Unicode MS" w:hAnsi="Segoe UI Emoji" w:cs="Segoe UI Emoji"/>
-          <w:kern w:val="0"/>
-          <w:sz w:val="32"/>
-          <w:szCs w:val="32"/>
-          <w:lang w:val="en"/>
-          <w14:ligatures w14:val="none"/>
+          <w:lang w:val="en"/>
         </w:rPr>
         <w:t>❌</w:t>
       </w:r>
       <w:r>
         <w:rPr>
-          <w:rFonts w:ascii="Arial Unicode MS" w:eastAsia="Arial Unicode MS" w:hAnsi="Arial Unicode MS" w:cs="Arial Unicode MS"/>
-          <w:kern w:val="0"/>
-          <w:sz w:val="32"/>
-          <w:szCs w:val="32"/>
-          <w:lang w:val="en"/>
-          <w14:ligatures w14:val="none"/>
+          <w:rFonts w:eastAsia="Arial Unicode MS"/>
+          <w:lang w:val="en"/>
         </w:rPr>
         <w:t xml:space="preserve"> Cons</w:t>
       </w:r>
@@ -3220,6 +3353,7 @@
         </w:rPr>
         <w:t xml:space="preserve">: </w:t>
       </w:r>
+      <w:proofErr w:type="spellStart"/>
       <w:r>
         <w:rPr>
           <w:rFonts w:ascii="Arial" w:eastAsia="Arial" w:hAnsi="Arial" w:cs="Arial"/>
@@ -3231,7 +3365,21 @@
           <w:lang w:val="en"/>
           <w14:ligatures w14:val="none"/>
         </w:rPr>
-        <w:t>Chatgpt (GPT</w:t>
+        <w:t>Chatgpt</w:t>
+      </w:r>
+      <w:proofErr w:type="spellEnd"/>
+      <w:r>
+        <w:rPr>
+          <w:rFonts w:ascii="Arial" w:eastAsia="Arial" w:hAnsi="Arial" w:cs="Arial"/>
+          <w:b/>
+          <w:kern w:val="0"/>
+          <w:sz w:val="22"/>
+          <w:szCs w:val="22"/>
+          <w:highlight w:val="darkGray"/>
+          <w:lang w:val="en"/>
+          <w14:ligatures w14:val="none"/>
+        </w:rPr>
+        <w:t xml:space="preserve"> (GPT</w:t>
       </w:r>
       <w:r>
         <w:rPr>
@@ -3519,15 +3667,10 @@
     </w:p>
     <w:p>
       <w:pPr>
-        <w:spacing w:before="280" w:after="120" w:line="276" w:lineRule="auto"/>
-        <w:outlineLvl w:val="1"/>
-        <w:rPr>
-          <w:rFonts w:ascii="Arial" w:eastAsia="Arial" w:hAnsi="Arial" w:cs="Arial"/>
-          <w:kern w:val="0"/>
-          <w:sz w:val="32"/>
-          <w:szCs w:val="32"/>
-          <w:lang w:val="en"/>
-          <w14:ligatures w14:val="none"/>
+        <w:pStyle w:val="Heading2"/>
+        <w:rPr>
+          <w:rFonts w:eastAsia="Arial"/>
+          <w:lang w:val="en"/>
         </w:rPr>
       </w:pPr>
       <w:bookmarkStart w:id="9" w:name="_wxc3rt6tt7f" w:colFirst="0" w:colLast="0"/>
@@ -3535,22 +3678,14 @@
       <w:r>
         <w:rPr>
           <w:rFonts w:ascii="Segoe UI Emoji" w:eastAsia="Arial" w:hAnsi="Segoe UI Emoji" w:cs="Segoe UI Emoji"/>
-          <w:kern w:val="0"/>
-          <w:sz w:val="32"/>
-          <w:szCs w:val="32"/>
-          <w:lang w:val="en"/>
-          <w14:ligatures w14:val="none"/>
+          <w:lang w:val="en"/>
         </w:rPr>
         <w:t>📌</w:t>
       </w:r>
       <w:r>
         <w:rPr>
-          <w:rFonts w:ascii="Arial" w:eastAsia="Arial" w:hAnsi="Arial" w:cs="Arial"/>
-          <w:kern w:val="0"/>
-          <w:sz w:val="32"/>
-          <w:szCs w:val="32"/>
-          <w:lang w:val="en"/>
-          <w14:ligatures w14:val="none"/>
+          <w:rFonts w:eastAsia="Arial"/>
+          <w:lang w:val="en"/>
         </w:rPr>
         <w:t xml:space="preserve"> Summary</w:t>
       </w:r>
@@ -3595,6 +3730,7 @@
         </w:rPr>
         <w:t xml:space="preserve">: </w:t>
       </w:r>
+      <w:proofErr w:type="spellStart"/>
       <w:r>
         <w:rPr>
           <w:rFonts w:ascii="Arial" w:eastAsia="Arial" w:hAnsi="Arial" w:cs="Arial"/>
@@ -3606,7 +3742,21 @@
           <w:lang w:val="en"/>
           <w14:ligatures w14:val="none"/>
         </w:rPr>
-        <w:t>Chatgpt (GPT</w:t>
+        <w:t>Chatgpt</w:t>
+      </w:r>
+      <w:proofErr w:type="spellEnd"/>
+      <w:r>
+        <w:rPr>
+          <w:rFonts w:ascii="Arial" w:eastAsia="Arial" w:hAnsi="Arial" w:cs="Arial"/>
+          <w:b/>
+          <w:kern w:val="0"/>
+          <w:sz w:val="22"/>
+          <w:szCs w:val="22"/>
+          <w:highlight w:val="darkGray"/>
+          <w:lang w:val="en"/>
+          <w14:ligatures w14:val="none"/>
+        </w:rPr>
+        <w:t xml:space="preserve"> (GPT</w:t>
       </w:r>
       <w:r>
         <w:rPr>
@@ -3858,6 +4008,7 @@
                 <w:lang w:val="en"/>
                 <w14:ligatures w14:val="none"/>
               </w:rPr>
+              <w:lastRenderedPageBreak/>
               <w:t>Wi-Fi Repeater</w:t>
             </w:r>
           </w:p>
@@ -5242,7 +5393,6 @@
     <w:next w:val="Normal"/>
     <w:link w:val="Heading2Char"/>
     <w:uiPriority w:val="9"/>
-    <w:semiHidden/>
     <w:unhideWhenUsed/>
     <w:qFormat/>
     <w:rsid w:val="00E12BE9"/>
@@ -5459,7 +5609,6 @@
     <w:basedOn w:val="DefaultParagraphFont"/>
     <w:link w:val="Heading2"/>
     <w:uiPriority w:val="9"/>
-    <w:semiHidden/>
     <w:rsid w:val="00E12BE9"/>
     <w:rPr>
       <w:rFonts w:asciiTheme="majorHAnsi" w:eastAsiaTheme="majorEastAsia" w:hAnsiTheme="majorHAnsi" w:cstheme="majorBidi"/>
